--- a/vault/03-deliverables/templates/word/PLANTILLA_ECUD.docx
+++ b/vault/03-deliverables/templates/word/PLANTILLA_ECUD.docx
@@ -4332,7 +4332,7 @@
                 <w:szCs w:val="22"/>
                 <w:lang w:val="es-US" w:eastAsia="en-US" w:bidi="ar-SA"/>
               </w:rPr>
-              <w:t>Viche Castillo, Julio Enrique; Murillo Medina, Gabriel Omar.</w:t>
+              <w:t>Julio Viche, Gabriel Murillo</w:t>
             </w:r>
           </w:p>
         </w:tc>
@@ -6413,7 +6413,7 @@
                 <w:szCs w:val="22"/>
                 <w:lang w:val="es-US" w:eastAsia="en-US" w:bidi="ar-SA"/>
               </w:rPr>
-              <w:t>Viche Castillo, Julio Enrique; Murillo Medina, Gabriel Omar.</w:t>
+              <w:t>Julio Viche, Gabriel Murillo</w:t>
             </w:r>
           </w:p>
         </w:tc>
@@ -8532,7 +8532,7 @@
                 <w:szCs w:val="22"/>
                 <w:lang w:val="es-US" w:eastAsia="en-US" w:bidi="ar-SA"/>
               </w:rPr>
-              <w:t>Viche Castillo, Julio Enrique; Murillo Medina, Gabriel Omar.</w:t>
+              <w:t>Julio Viche, Gabriel Murillo</w:t>
             </w:r>
           </w:p>
         </w:tc>
@@ -10688,7 +10688,7 @@
                 <w:szCs w:val="22"/>
                 <w:lang w:val="es-US" w:eastAsia="en-US" w:bidi="ar-SA"/>
               </w:rPr>
-              <w:t>Viche Castillo, Julio Enrique; Murillo Medina, Gabriel Omar.</w:t>
+              <w:t>Julio Viche, Gabriel Murillo</w:t>
             </w:r>
           </w:p>
         </w:tc>

--- a/vault/03-deliverables/templates/word/PLANTILLA_ECUD.docx
+++ b/vault/03-deliverables/templates/word/PLANTILLA_ECUD.docx
@@ -2877,6 +2877,7 @@
         </w:p>
         <w:p>
           <w:pPr>
+            <w:keepWithNext/>
             <w:pStyle w:val="TOC2"/>
             <w:tabs>
               <w:tab w:val="clear" w:pos="708"/>
@@ -2897,6 +2898,7 @@
         </w:p>
         <w:p>
           <w:pPr>
+            <w:keepWithNext/>
             <w:pStyle w:val="TOC2"/>
             <w:tabs>
               <w:tab w:val="clear" w:pos="708"/>
@@ -2917,6 +2919,7 @@
         </w:p>
         <w:p>
           <w:pPr>
+            <w:keepWithNext/>
             <w:pStyle w:val="TOC2"/>
             <w:tabs>
               <w:tab w:val="clear" w:pos="708"/>
@@ -2937,6 +2940,7 @@
         </w:p>
         <w:p>
           <w:pPr>
+            <w:keepWithNext/>
             <w:pStyle w:val="TOC2"/>
             <w:tabs>
               <w:tab w:val="clear" w:pos="708"/>
@@ -3625,6 +3629,7 @@
     </w:p>
     <w:p>
       <w:pPr>
+        <w:keepWithNext/>
         <w:pStyle w:val="Heading2"/>
         <w:rPr/>
       </w:pPr>
@@ -3643,6 +3648,7 @@
     </w:p>
     <w:p>
       <w:pPr>
+        <w:keepWithNext/>
         <w:pStyle w:val="BodyText"/>
         <w:rPr/>
       </w:pPr>
@@ -3728,6 +3734,7 @@
       </w:tblGrid>
       <w:tr>
         <w:trPr>
+          <w:cantSplit/>
           <w:trHeight w:val="257" w:hRule="atLeast"/>
           <w:cnfStyle w:val="000000100000" w:firstRow="0" w:lastRow="0" w:firstColumn="0" w:lastColumn="0" w:oddVBand="0" w:evenVBand="0" w:oddHBand="1" w:evenHBand="0" w:firstRowFirstColumn="0" w:firstRowLastColumn="0" w:lastRowFirstColumn="0" w:lastRowLastColumn="0"/>
         </w:trPr>
@@ -3812,6 +3819,7 @@
       </w:tr>
       <w:tr>
         <w:trPr>
+          <w:cantSplit/>
           <w:trHeight w:val="119" w:hRule="atLeast"/>
         </w:trPr>
         <w:tc>
@@ -3896,6 +3904,7 @@
       </w:tr>
       <w:tr>
         <w:trPr>
+          <w:cantSplit/>
           <w:trHeight w:val="510" w:hRule="atLeast"/>
           <w:cnfStyle w:val="000000100000" w:firstRow="0" w:lastRow="0" w:firstColumn="0" w:lastColumn="0" w:oddVBand="0" w:evenVBand="0" w:oddHBand="1" w:evenHBand="0" w:firstRowFirstColumn="0" w:firstRowLastColumn="0" w:lastRowFirstColumn="0" w:lastRowLastColumn="0"/>
         </w:trPr>
@@ -3966,13 +3975,14 @@
             </w:r>
             <w:r>
               <w:rPr/>
-              <w:t>seguro a los recursos de la API REST.</w:t>
+              <w:t>seguro a los {{VAR_DESC_SERVICIO}}.</w:t>
             </w:r>
           </w:p>
         </w:tc>
       </w:tr>
       <w:tr>
         <w:trPr>
+          <w:cantSplit/>
           <w:trHeight w:val="510" w:hRule="atLeast"/>
         </w:trPr>
         <w:tc>
@@ -4073,7 +4083,7 @@
                 <w:szCs w:val="22"/>
                 <w:lang w:eastAsia="en-US" w:bidi="ar-SA"/>
               </w:rPr>
-              <w:t>recursos y endpoints de la API REST</w:t>
+              <w:t>{{VAR_META_SERVICIO}}</w:t>
             </w:r>
             <w:r>
               <w:rPr>
@@ -4094,6 +4104,7 @@
       </w:tr>
       <w:tr>
         <w:trPr>
+          <w:cantSplit/>
           <w:trHeight w:val="347" w:hRule="atLeast"/>
           <w:cnfStyle w:val="000000100000" w:firstRow="0" w:lastRow="0" w:firstColumn="0" w:lastColumn="0" w:oddVBand="0" w:evenVBand="0" w:oddHBand="1" w:evenHBand="0" w:firstRowFirstColumn="0" w:firstRowLastColumn="0" w:lastRowFirstColumn="0" w:lastRowLastColumn="0"/>
         </w:trPr>
@@ -4259,6 +4270,7 @@
       </w:tr>
       <w:tr>
         <w:trPr>
+          <w:cantSplit/>
           <w:trHeight w:val="241" w:hRule="atLeast"/>
         </w:trPr>
         <w:tc>
@@ -4332,13 +4344,14 @@
                 <w:szCs w:val="22"/>
                 <w:lang w:val="es-US" w:eastAsia="en-US" w:bidi="ar-SA"/>
               </w:rPr>
-              <w:t>Julio Viche, Gabriel Murillo</w:t>
+              <w:t>{{AUTORES_CU}}</w:t>
             </w:r>
           </w:p>
         </w:tc>
       </w:tr>
       <w:tr>
         <w:trPr>
+          <w:cantSplit/>
           <w:trHeight w:val="291" w:hRule="atLeast"/>
           <w:cnfStyle w:val="000000100000" w:firstRow="0" w:lastRow="0" w:firstColumn="0" w:lastColumn="0" w:oddVBand="0" w:evenVBand="0" w:oddHBand="1" w:evenHBand="0" w:firstRowFirstColumn="0" w:firstRowLastColumn="0" w:lastRowFirstColumn="0" w:lastRowLastColumn="0"/>
         </w:trPr>
@@ -4542,6 +4555,7 @@
       </w:tr>
       <w:tr>
         <w:trPr>
+          <w:cantSplit/>
           <w:trHeight w:val="391" w:hRule="atLeast"/>
         </w:trPr>
         <w:tc>
@@ -4613,13 +4627,14 @@
             </w:pPr>
             <w:r>
               <w:rPr/>
-              <w:t>1. El servidor Payara 7 debe estar activo y el cliente debe tener conexión a la red local.</w:t>
+              <w:t>1. El {{VAR_SERVIDOR_NOMBRE}} debe estar activo y el cliente debe tener conexión a la red local.</w:t>
             </w:r>
           </w:p>
         </w:tc>
       </w:tr>
       <w:tr>
         <w:trPr>
+          <w:cantSplit/>
           <w:trHeight w:val="510" w:hRule="atLeast"/>
           <w:cnfStyle w:val="000000100000" w:firstRow="0" w:lastRow="0" w:firstColumn="0" w:lastColumn="0" w:oddVBand="0" w:evenVBand="0" w:oddHBand="1" w:evenHBand="0" w:firstRowFirstColumn="0" w:firstRowLastColumn="0" w:lastRowFirstColumn="0" w:lastRowLastColumn="0"/>
         </w:trPr>
@@ -4690,6 +4705,7 @@
       </w:tr>
       <w:tr>
         <w:trPr>
+          <w:cantSplit/>
           <w:trHeight w:val="510" w:hRule="atLeast"/>
         </w:trPr>
         <w:tc>
@@ -4749,7 +4765,7 @@
               <w:widowControl/>
               <w:suppressAutoHyphens w:val="true"/>
               <w:spacing w:before="80" w:after="100"/>
-              <w:jc w:val="left"/>
+              <w:jc w:val="center"/>
               <w:cnfStyle w:val="000000000000" w:firstRow="0" w:lastRow="0" w:firstColumn="0" w:lastColumn="0" w:oddVBand="0" w:evenVBand="0" w:oddHBand="0" w:evenHBand="0" w:firstRowFirstColumn="0" w:firstRowLastColumn="0" w:lastRowFirstColumn="0" w:lastRowLastColumn="0"/>
               <w:rPr>
                 <w:kern w:val="0"/>
@@ -4762,18 +4778,10 @@
                 <w:lang w:bidi="ar-SA"/>
               </w:rPr>
               <w:drawing>
-                <wp:anchor behindDoc="0" distT="0" distB="0" distL="0" distR="0" simplePos="0" locked="0" layoutInCell="0" allowOverlap="1" relativeHeight="7">
-                  <wp:simplePos x="0" y="0"/>
-                  <wp:positionH relativeFrom="column">
-                    <wp:posOffset>88265</wp:posOffset>
-                  </wp:positionH>
-                  <wp:positionV relativeFrom="paragraph">
-                    <wp:posOffset>85725</wp:posOffset>
-                  </wp:positionV>
-                  <wp:extent cx="3305175" cy="2466340"/>
+                <wp:inline distT="0" distB="0" distL="0" distR="0">
+                  <wp:extent cx="2710243" cy="2022398"/>
                   <wp:effectExtent l="0" t="0" r="0" b="0"/>
-                  <wp:wrapSquare wrapText="largest"/>
-                  <wp:docPr id="29" name="Image1" descr=""/>
+                  <wp:docPr id="100" name="Picture"/>
                   <wp:cNvGraphicFramePr>
                     <a:graphicFrameLocks xmlns:a="http://schemas.openxmlformats.org/drawingml/2006/main" noChangeAspect="1"/>
                   </wp:cNvGraphicFramePr>
@@ -4804,239 +4812,11 @@
                       </pic:pic>
                     </a:graphicData>
                   </a:graphic>
-                </wp:anchor>
+                </wp:inline>
               </w:drawing>
             </w:r>
             <w:bookmarkStart w:id="16" w:name="_Toc82708267"/>
             <w:bookmarkStart w:id="17" w:name="_Toc82708267"/>
-          </w:p>
-          <w:p>
-            <w:pPr>
-              <w:pStyle w:val="Caption"/>
-              <w:widowControl/>
-              <w:suppressAutoHyphens w:val="true"/>
-              <w:jc w:val="left"/>
-              <w:cnfStyle w:val="000000000000" w:firstRow="0" w:lastRow="0" w:firstColumn="0" w:lastColumn="0" w:oddVBand="0" w:evenVBand="0" w:oddHBand="0" w:evenHBand="0" w:firstRowFirstColumn="0" w:firstRowLastColumn="0" w:lastRowFirstColumn="0" w:lastRowLastColumn="0"/>
-              <w:rPr>
-                <w:kern w:val="0"/>
-                <w:lang w:bidi="ar-SA"/>
-              </w:rPr>
-            </w:pPr>
-            <w:r>
-              <w:rPr>
-                <w:kern w:val="0"/>
-                <w:lang w:bidi="ar-SA"/>
-              </w:rPr>
-            </w:r>
-          </w:p>
-          <w:p>
-            <w:pPr>
-              <w:pStyle w:val="Caption"/>
-              <w:widowControl/>
-              <w:suppressAutoHyphens w:val="true"/>
-              <w:jc w:val="left"/>
-              <w:cnfStyle w:val="000000000000" w:firstRow="0" w:lastRow="0" w:firstColumn="0" w:lastColumn="0" w:oddVBand="0" w:evenVBand="0" w:oddHBand="0" w:evenHBand="0" w:firstRowFirstColumn="0" w:firstRowLastColumn="0" w:lastRowFirstColumn="0" w:lastRowLastColumn="0"/>
-              <w:rPr>
-                <w:kern w:val="0"/>
-                <w:lang w:bidi="ar-SA"/>
-              </w:rPr>
-            </w:pPr>
-            <w:r>
-              <w:rPr>
-                <w:kern w:val="0"/>
-                <w:lang w:bidi="ar-SA"/>
-              </w:rPr>
-            </w:r>
-          </w:p>
-          <w:p>
-            <w:pPr>
-              <w:pStyle w:val="Caption"/>
-              <w:widowControl/>
-              <w:suppressAutoHyphens w:val="true"/>
-              <w:jc w:val="left"/>
-              <w:cnfStyle w:val="000000000000" w:firstRow="0" w:lastRow="0" w:firstColumn="0" w:lastColumn="0" w:oddVBand="0" w:evenVBand="0" w:oddHBand="0" w:evenHBand="0" w:firstRowFirstColumn="0" w:firstRowLastColumn="0" w:lastRowFirstColumn="0" w:lastRowLastColumn="0"/>
-              <w:rPr>
-                <w:kern w:val="0"/>
-                <w:lang w:bidi="ar-SA"/>
-              </w:rPr>
-            </w:pPr>
-            <w:r>
-              <w:rPr>
-                <w:kern w:val="0"/>
-                <w:lang w:bidi="ar-SA"/>
-              </w:rPr>
-            </w:r>
-          </w:p>
-          <w:p>
-            <w:pPr>
-              <w:pStyle w:val="Caption"/>
-              <w:widowControl/>
-              <w:suppressAutoHyphens w:val="true"/>
-              <w:jc w:val="left"/>
-              <w:cnfStyle w:val="000000000000" w:firstRow="0" w:lastRow="0" w:firstColumn="0" w:lastColumn="0" w:oddVBand="0" w:evenVBand="0" w:oddHBand="0" w:evenHBand="0" w:firstRowFirstColumn="0" w:firstRowLastColumn="0" w:lastRowFirstColumn="0" w:lastRowLastColumn="0"/>
-              <w:rPr>
-                <w:kern w:val="0"/>
-                <w:lang w:bidi="ar-SA"/>
-              </w:rPr>
-            </w:pPr>
-            <w:r>
-              <w:rPr>
-                <w:kern w:val="0"/>
-                <w:lang w:bidi="ar-SA"/>
-              </w:rPr>
-            </w:r>
-          </w:p>
-          <w:p>
-            <w:pPr>
-              <w:pStyle w:val="Caption"/>
-              <w:widowControl/>
-              <w:suppressAutoHyphens w:val="true"/>
-              <w:jc w:val="left"/>
-              <w:cnfStyle w:val="000000000000" w:firstRow="0" w:lastRow="0" w:firstColumn="0" w:lastColumn="0" w:oddVBand="0" w:evenVBand="0" w:oddHBand="0" w:evenHBand="0" w:firstRowFirstColumn="0" w:firstRowLastColumn="0" w:lastRowFirstColumn="0" w:lastRowLastColumn="0"/>
-              <w:rPr>
-                <w:kern w:val="0"/>
-                <w:lang w:bidi="ar-SA"/>
-              </w:rPr>
-            </w:pPr>
-            <w:r>
-              <w:rPr>
-                <w:kern w:val="0"/>
-                <w:lang w:bidi="ar-SA"/>
-              </w:rPr>
-            </w:r>
-          </w:p>
-          <w:p>
-            <w:pPr>
-              <w:pStyle w:val="Caption"/>
-              <w:widowControl/>
-              <w:suppressAutoHyphens w:val="true"/>
-              <w:jc w:val="left"/>
-              <w:cnfStyle w:val="000000000000" w:firstRow="0" w:lastRow="0" w:firstColumn="0" w:lastColumn="0" w:oddVBand="0" w:evenVBand="0" w:oddHBand="0" w:evenHBand="0" w:firstRowFirstColumn="0" w:firstRowLastColumn="0" w:lastRowFirstColumn="0" w:lastRowLastColumn="0"/>
-              <w:rPr>
-                <w:kern w:val="0"/>
-                <w:lang w:bidi="ar-SA"/>
-              </w:rPr>
-            </w:pPr>
-            <w:r>
-              <w:rPr>
-                <w:kern w:val="0"/>
-                <w:lang w:bidi="ar-SA"/>
-              </w:rPr>
-            </w:r>
-          </w:p>
-          <w:p>
-            <w:pPr>
-              <w:pStyle w:val="Caption"/>
-              <w:widowControl/>
-              <w:suppressAutoHyphens w:val="true"/>
-              <w:jc w:val="left"/>
-              <w:cnfStyle w:val="000000000000" w:firstRow="0" w:lastRow="0" w:firstColumn="0" w:lastColumn="0" w:oddVBand="0" w:evenVBand="0" w:oddHBand="0" w:evenHBand="0" w:firstRowFirstColumn="0" w:firstRowLastColumn="0" w:lastRowFirstColumn="0" w:lastRowLastColumn="0"/>
-              <w:rPr>
-                <w:kern w:val="0"/>
-                <w:lang w:bidi="ar-SA"/>
-              </w:rPr>
-            </w:pPr>
-            <w:r>
-              <w:rPr>
-                <w:kern w:val="0"/>
-                <w:lang w:bidi="ar-SA"/>
-              </w:rPr>
-            </w:r>
-          </w:p>
-          <w:p>
-            <w:pPr>
-              <w:pStyle w:val="Caption"/>
-              <w:widowControl/>
-              <w:suppressAutoHyphens w:val="true"/>
-              <w:jc w:val="left"/>
-              <w:cnfStyle w:val="000000000000" w:firstRow="0" w:lastRow="0" w:firstColumn="0" w:lastColumn="0" w:oddVBand="0" w:evenVBand="0" w:oddHBand="0" w:evenHBand="0" w:firstRowFirstColumn="0" w:firstRowLastColumn="0" w:lastRowFirstColumn="0" w:lastRowLastColumn="0"/>
-              <w:rPr>
-                <w:kern w:val="0"/>
-                <w:lang w:bidi="ar-SA"/>
-              </w:rPr>
-            </w:pPr>
-            <w:r>
-              <w:rPr>
-                <w:kern w:val="0"/>
-                <w:lang w:bidi="ar-SA"/>
-              </w:rPr>
-            </w:r>
-          </w:p>
-          <w:p>
-            <w:pPr>
-              <w:pStyle w:val="Caption"/>
-              <w:widowControl/>
-              <w:suppressAutoHyphens w:val="true"/>
-              <w:jc w:val="left"/>
-              <w:cnfStyle w:val="000000000000" w:firstRow="0" w:lastRow="0" w:firstColumn="0" w:lastColumn="0" w:oddVBand="0" w:evenVBand="0" w:oddHBand="0" w:evenHBand="0" w:firstRowFirstColumn="0" w:firstRowLastColumn="0" w:lastRowFirstColumn="0" w:lastRowLastColumn="0"/>
-              <w:rPr>
-                <w:kern w:val="0"/>
-                <w:lang w:bidi="ar-SA"/>
-              </w:rPr>
-            </w:pPr>
-            <w:r>
-              <w:rPr>
-                <w:kern w:val="0"/>
-                <w:lang w:bidi="ar-SA"/>
-              </w:rPr>
-            </w:r>
-          </w:p>
-          <w:p>
-            <w:pPr>
-              <w:pStyle w:val="Caption"/>
-              <w:widowControl/>
-              <w:suppressAutoHyphens w:val="true"/>
-              <w:jc w:val="left"/>
-              <w:cnfStyle w:val="000000000000" w:firstRow="0" w:lastRow="0" w:firstColumn="0" w:lastColumn="0" w:oddVBand="0" w:evenVBand="0" w:oddHBand="0" w:evenHBand="0" w:firstRowFirstColumn="0" w:firstRowLastColumn="0" w:lastRowFirstColumn="0" w:lastRowLastColumn="0"/>
-              <w:rPr>
-                <w:kern w:val="0"/>
-                <w:lang w:bidi="ar-SA"/>
-              </w:rPr>
-            </w:pPr>
-            <w:r>
-              <w:rPr>
-                <w:kern w:val="0"/>
-                <w:lang w:bidi="ar-SA"/>
-              </w:rPr>
-            </w:r>
-          </w:p>
-          <w:p>
-            <w:pPr>
-              <w:pStyle w:val="Caption"/>
-              <w:widowControl/>
-              <w:suppressAutoHyphens w:val="true"/>
-              <w:jc w:val="left"/>
-              <w:cnfStyle w:val="000000000000" w:firstRow="0" w:lastRow="0" w:firstColumn="0" w:lastColumn="0" w:oddVBand="0" w:evenVBand="0" w:oddHBand="0" w:evenHBand="0" w:firstRowFirstColumn="0" w:firstRowLastColumn="0" w:lastRowFirstColumn="0" w:lastRowLastColumn="0"/>
-              <w:rPr>
-                <w:kern w:val="0"/>
-                <w:lang w:bidi="ar-SA"/>
-              </w:rPr>
-            </w:pPr>
-            <w:r>
-              <w:rPr>
-                <w:kern w:val="0"/>
-                <w:lang w:bidi="ar-SA"/>
-              </w:rPr>
-            </w:r>
-          </w:p>
-          <w:p>
-            <w:pPr>
-              <w:pStyle w:val="Caption"/>
-              <w:widowControl/>
-              <w:suppressAutoHyphens w:val="true"/>
-              <w:jc w:val="left"/>
-              <w:cnfStyle w:val="000000000000" w:firstRow="0" w:lastRow="0" w:firstColumn="0" w:lastColumn="0" w:oddVBand="0" w:evenVBand="0" w:oddHBand="0" w:evenHBand="0" w:firstRowFirstColumn="0" w:firstRowLastColumn="0" w:lastRowFirstColumn="0" w:lastRowLastColumn="0"/>
-              <w:rPr>
-                <w:kern w:val="0"/>
-                <w:lang w:bidi="ar-SA"/>
-              </w:rPr>
-            </w:pPr>
-            <w:r>
-              <w:rPr>
-                <w:kern w:val="0"/>
-                <w:lang w:bidi="ar-SA"/>
-              </w:rPr>
-            </w:r>
           </w:p>
           <w:p>
             <w:pPr>
@@ -5044,7 +4824,7 @@
               <w:widowControl/>
               <w:suppressAutoHyphens w:val="true"/>
               <w:spacing w:before="80" w:after="100"/>
-              <w:jc w:val="left"/>
+              <w:jc w:val="center"/>
               <w:cnfStyle w:val="000000000000" w:firstRow="0" w:lastRow="0" w:firstColumn="0" w:lastColumn="0" w:oddVBand="0" w:evenVBand="0" w:oddHBand="0" w:evenHBand="0" w:firstRowFirstColumn="0" w:firstRowLastColumn="0" w:lastRowFirstColumn="0" w:lastRowLastColumn="0"/>
               <w:rPr>
                 <w:kern w:val="0"/>
@@ -5127,6 +4907,7 @@
       </w:tr>
       <w:tr>
         <w:trPr>
+          <w:cantSplit/>
           <w:trHeight w:val="87" w:hRule="atLeast"/>
           <w:cnfStyle w:val="000000100000" w:firstRow="0" w:lastRow="0" w:firstColumn="0" w:lastColumn="0" w:oddVBand="0" w:evenVBand="0" w:oddHBand="1" w:evenHBand="0" w:firstRowFirstColumn="0" w:firstRowLastColumn="0" w:lastRowFirstColumn="0" w:lastRowLastColumn="0"/>
         </w:trPr>
@@ -5177,6 +4958,7 @@
       </w:tr>
       <w:tr>
         <w:trPr>
+          <w:cantSplit/>
           <w:trHeight w:val="248" w:hRule="atLeast"/>
         </w:trPr>
         <w:tc>
@@ -5226,6 +5008,7 @@
       </w:tr>
       <w:tr>
         <w:trPr>
+          <w:cantSplit/>
           <w:trHeight w:val="132" w:hRule="atLeast"/>
           <w:cnfStyle w:val="000000100000" w:firstRow="0" w:lastRow="0" w:firstColumn="0" w:lastColumn="0" w:oddVBand="0" w:evenVBand="0" w:oddHBand="1" w:evenHBand="0" w:firstRowFirstColumn="0" w:firstRowLastColumn="0" w:lastRowFirstColumn="0" w:lastRowLastColumn="0"/>
         </w:trPr>
@@ -5312,6 +5095,7 @@
       </w:tr>
       <w:tr>
         <w:trPr>
+          <w:cantSplit/>
           <w:trHeight w:val="715" w:hRule="atLeast"/>
         </w:trPr>
         <w:tc>
@@ -5385,13 +5169,14 @@
             </w:pPr>
             <w:r>
               <w:rPr/>
-              <w:t>1. El sistema recibe la petición y valida los datos con los valores estáticos definidos en memoria.</w:t>
+              <w:t>{{VAR_LOGIN_VALIDACION}}</w:t>
             </w:r>
           </w:p>
         </w:tc>
       </w:tr>
       <w:tr>
         <w:trPr>
+          <w:cantSplit/>
           <w:trHeight w:val="510" w:hRule="atLeast"/>
           <w:cnfStyle w:val="000000100000" w:firstRow="0" w:lastRow="0" w:firstColumn="0" w:lastColumn="0" w:oddVBand="0" w:evenVBand="0" w:oddHBand="1" w:evenHBand="0" w:firstRowFirstColumn="0" w:firstRowLastColumn="0" w:lastRowFirstColumn="0" w:lastRowLastColumn="0"/>
         </w:trPr>
@@ -5485,6 +5270,7 @@
       </w:tr>
       <w:tr>
         <w:trPr>
+          <w:cantSplit/>
           <w:trHeight w:val="72" w:hRule="atLeast"/>
           <w:cnfStyle w:val="000000100000" w:firstRow="0" w:lastRow="0" w:firstColumn="0" w:lastColumn="0" w:oddVBand="0" w:evenVBand="0" w:oddHBand="1" w:evenHBand="0" w:firstRowFirstColumn="0" w:firstRowLastColumn="0" w:lastRowFirstColumn="0" w:lastRowLastColumn="0"/>
         </w:trPr>
@@ -5531,6 +5317,7 @@
       </w:tr>
       <w:tr>
         <w:trPr>
+          <w:cantSplit/>
           <w:trHeight w:val="858" w:hRule="atLeast"/>
         </w:trPr>
         <w:tc>
@@ -5566,7 +5353,7 @@
                 <w:b w:val="false"/>
                 <w:bCs w:val="false"/>
               </w:rPr>
-              <w:t xml:space="preserve">servidor Payara </w:t>
+              <w:t xml:space="preserve">{{VAR_SERVIDOR_NOMBRE}} </w:t>
             </w:r>
             <w:r>
               <w:rPr/>
@@ -5596,6 +5383,7 @@
       </w:tr>
       <w:tr>
         <w:trPr>
+          <w:cantSplit/>
           <w:trHeight w:val="52" w:hRule="atLeast"/>
           <w:cnfStyle w:val="000000100000" w:firstRow="0" w:lastRow="0" w:firstColumn="0" w:lastColumn="0" w:oddVBand="0" w:evenVBand="0" w:oddHBand="1" w:evenHBand="0" w:firstRowFirstColumn="0" w:firstRowLastColumn="0" w:lastRowFirstColumn="0" w:lastRowLastColumn="0"/>
         </w:trPr>
@@ -5642,6 +5430,7 @@
       </w:tr>
       <w:tr>
         <w:trPr>
+          <w:cantSplit/>
           <w:trHeight w:val="102" w:hRule="atLeast"/>
         </w:trPr>
         <w:tc>
@@ -5706,6 +5495,7 @@
     </w:p>
     <w:p>
       <w:pPr>
+        <w:keepWithNext/>
         <w:pStyle w:val="Heading2"/>
         <w:rPr/>
       </w:pPr>
@@ -5732,6 +5522,7 @@
     </w:p>
     <w:p>
       <w:pPr>
+        <w:keepWithNext/>
         <w:pStyle w:val="Normal"/>
         <w:jc w:val="both"/>
         <w:rPr>
@@ -5811,6 +5602,7 @@
       </w:tblGrid>
       <w:tr>
         <w:trPr>
+          <w:cantSplit/>
           <w:trHeight w:val="214" w:hRule="atLeast"/>
           <w:cnfStyle w:val="000000100000" w:firstRow="0" w:lastRow="0" w:firstColumn="0" w:lastColumn="0" w:oddVBand="0" w:evenVBand="0" w:oddHBand="1" w:evenHBand="0" w:firstRowFirstColumn="0" w:firstRowLastColumn="0" w:lastRowFirstColumn="0" w:lastRowLastColumn="0"/>
         </w:trPr>
@@ -5898,6 +5690,7 @@
       </w:tr>
       <w:tr>
         <w:trPr>
+          <w:cantSplit/>
           <w:trHeight w:val="214" w:hRule="atLeast"/>
         </w:trPr>
         <w:tc>
@@ -5980,6 +5773,7 @@
       </w:tr>
       <w:tr>
         <w:trPr>
+          <w:cantSplit/>
           <w:trHeight w:val="214" w:hRule="atLeast"/>
           <w:cnfStyle w:val="000000100000" w:firstRow="0" w:lastRow="0" w:firstColumn="0" w:lastColumn="0" w:oddVBand="0" w:evenVBand="0" w:oddHBand="1" w:evenHBand="0" w:firstRowFirstColumn="0" w:firstRowLastColumn="0" w:lastRowFirstColumn="0" w:lastRowLastColumn="0"/>
         </w:trPr>
@@ -6051,6 +5845,7 @@
       </w:tr>
       <w:tr>
         <w:trPr>
+          <w:cantSplit/>
           <w:trHeight w:val="214" w:hRule="atLeast"/>
         </w:trPr>
         <w:tc>
@@ -6133,6 +5928,7 @@
       </w:tr>
       <w:tr>
         <w:trPr>
+          <w:cantSplit/>
           <w:trHeight w:val="214" w:hRule="atLeast"/>
           <w:cnfStyle w:val="000000100000" w:firstRow="0" w:lastRow="0" w:firstColumn="0" w:lastColumn="0" w:oddVBand="0" w:evenVBand="0" w:oddHBand="1" w:evenHBand="0" w:firstRowFirstColumn="0" w:firstRowLastColumn="0" w:lastRowFirstColumn="0" w:lastRowLastColumn="0"/>
         </w:trPr>
@@ -6342,6 +6138,7 @@
       </w:tr>
       <w:tr>
         <w:trPr>
+          <w:cantSplit/>
           <w:trHeight w:val="253" w:hRule="atLeast"/>
         </w:trPr>
         <w:tc>
@@ -6413,13 +6210,14 @@
                 <w:szCs w:val="22"/>
                 <w:lang w:val="es-US" w:eastAsia="en-US" w:bidi="ar-SA"/>
               </w:rPr>
-              <w:t>Julio Viche, Gabriel Murillo</w:t>
+              <w:t>{{AUTORES_CU}}</w:t>
             </w:r>
           </w:p>
         </w:tc>
       </w:tr>
       <w:tr>
         <w:trPr>
+          <w:cantSplit/>
           <w:trHeight w:val="488" w:hRule="atLeast"/>
           <w:cnfStyle w:val="000000100000" w:firstRow="0" w:lastRow="0" w:firstColumn="0" w:lastColumn="0" w:oddVBand="0" w:evenVBand="0" w:oddHBand="1" w:evenHBand="0" w:firstRowFirstColumn="0" w:firstRowLastColumn="0" w:lastRowFirstColumn="0" w:lastRowLastColumn="0"/>
         </w:trPr>
@@ -6615,6 +6413,7 @@
       </w:tr>
       <w:tr>
         <w:trPr>
+          <w:cantSplit/>
           <w:trHeight w:val="214" w:hRule="atLeast"/>
         </w:trPr>
         <w:tc>
@@ -6701,13 +6500,14 @@
             </w:pPr>
             <w:r>
               <w:rPr/>
-              <w:t>Servidor Payara en estado operativo</w:t>
+              <w:t>{{VAR_SERVIDOR_ESTADO}}</w:t>
             </w:r>
           </w:p>
         </w:tc>
       </w:tr>
       <w:tr>
         <w:trPr>
+          <w:cantSplit/>
           <w:trHeight w:val="214" w:hRule="atLeast"/>
           <w:cnfStyle w:val="000000100000" w:firstRow="0" w:lastRow="0" w:firstColumn="0" w:lastColumn="0" w:oddVBand="0" w:evenVBand="0" w:oddHBand="1" w:evenHBand="0" w:firstRowFirstColumn="0" w:firstRowLastColumn="0" w:lastRowFirstColumn="0" w:lastRowLastColumn="0"/>
         </w:trPr>
@@ -6780,6 +6580,7 @@
       </w:tr>
       <w:tr>
         <w:trPr>
+          <w:cantSplit/>
           <w:trHeight w:val="214" w:hRule="atLeast"/>
         </w:trPr>
         <w:tc>
@@ -6838,7 +6639,7 @@
               <w:widowControl/>
               <w:suppressAutoHyphens w:val="true"/>
               <w:spacing w:before="80" w:after="100"/>
-              <w:jc w:val="left"/>
+              <w:jc w:val="center"/>
               <w:cnfStyle w:val="000000000000" w:firstRow="0" w:lastRow="0" w:firstColumn="0" w:lastColumn="0" w:oddVBand="0" w:evenVBand="0" w:oddHBand="0" w:evenHBand="0" w:firstRowFirstColumn="0" w:firstRowLastColumn="0" w:lastRowFirstColumn="0" w:lastRowLastColumn="0"/>
               <w:rPr>
                 <w:rFonts w:ascii="Calibri" w:hAnsi="Calibri" w:eastAsia="Carlito" w:cs="Calibri" w:asciiTheme="minorHAnsi" w:cstheme="minorHAnsi" w:hAnsiTheme="minorHAnsi"/>
@@ -6866,18 +6667,10 @@
                 <w:lang w:val="es-ES" w:eastAsia="en-US"/>
               </w:rPr>
               <w:drawing>
-                <wp:anchor behindDoc="0" distT="0" distB="0" distL="0" distR="0" simplePos="0" locked="0" layoutInCell="0" allowOverlap="1" relativeHeight="8">
-                  <wp:simplePos x="0" y="0"/>
-                  <wp:positionH relativeFrom="column">
-                    <wp:posOffset>137160</wp:posOffset>
-                  </wp:positionH>
-                  <wp:positionV relativeFrom="paragraph">
-                    <wp:posOffset>180975</wp:posOffset>
-                  </wp:positionV>
-                  <wp:extent cx="3505200" cy="2649220"/>
+                <wp:inline distT="0" distB="0" distL="0" distR="0">
+                  <wp:extent cx="2874264" cy="2172360"/>
                   <wp:effectExtent l="0" t="0" r="0" b="0"/>
-                  <wp:wrapSquare wrapText="largest"/>
-                  <wp:docPr id="30" name="Image2" descr=""/>
+                  <wp:docPr id="100" name="Picture"/>
                   <wp:cNvGraphicFramePr>
                     <a:graphicFrameLocks xmlns:a="http://schemas.openxmlformats.org/drawingml/2006/main" noChangeAspect="1"/>
                   </wp:cNvGraphicFramePr>
@@ -6908,7 +6701,7 @@
                       </pic:pic>
                     </a:graphicData>
                   </a:graphic>
-                </wp:anchor>
+                </wp:inline>
               </w:drawing>
             </w:r>
           </w:p>
@@ -6917,7 +6710,7 @@
               <w:pStyle w:val="Caption"/>
               <w:widowControl/>
               <w:suppressAutoHyphens w:val="true"/>
-              <w:jc w:val="left"/>
+              <w:jc w:val="center"/>
               <w:cnfStyle w:val="000000000000" w:firstRow="0" w:lastRow="0" w:firstColumn="0" w:lastColumn="0" w:oddVBand="0" w:evenVBand="0" w:oddHBand="0" w:evenHBand="0" w:firstRowFirstColumn="0" w:firstRowLastColumn="0" w:lastRowFirstColumn="0" w:lastRowLastColumn="0"/>
               <w:rPr>
                 <w:i/>
@@ -7085,30 +6878,11 @@
               <w:t>convertir longitud</w:t>
             </w:r>
           </w:p>
-          <w:p>
-            <w:pPr>
-              <w:pStyle w:val="Caption"/>
-              <w:widowControl/>
-              <w:suppressAutoHyphens w:val="true"/>
-              <w:spacing w:before="80" w:after="100"/>
-              <w:jc w:val="center"/>
-              <w:cnfStyle w:val="000000000000" w:firstRow="0" w:lastRow="0" w:firstColumn="0" w:lastColumn="0" w:oddVBand="0" w:evenVBand="0" w:oddHBand="0" w:evenHBand="0" w:firstRowFirstColumn="0" w:firstRowLastColumn="0" w:lastRowFirstColumn="0" w:lastRowLastColumn="0"/>
-              <w:rPr>
-                <w:kern w:val="0"/>
-                <w:lang w:bidi="ar-SA"/>
-              </w:rPr>
-            </w:pPr>
-            <w:r>
-              <w:rPr>
-                <w:kern w:val="0"/>
-                <w:lang w:bidi="ar-SA"/>
-              </w:rPr>
-            </w:r>
-          </w:p>
         </w:tc>
       </w:tr>
       <w:tr>
         <w:trPr>
+          <w:cantSplit/>
           <w:trHeight w:val="371" w:hRule="atLeast"/>
           <w:cnfStyle w:val="000000100000" w:firstRow="0" w:lastRow="0" w:firstColumn="0" w:lastColumn="0" w:oddVBand="0" w:evenVBand="0" w:oddHBand="1" w:evenHBand="0" w:firstRowFirstColumn="0" w:firstRowLastColumn="0" w:lastRowFirstColumn="0" w:lastRowLastColumn="0"/>
         </w:trPr>
@@ -7167,6 +6941,7 @@
       </w:tr>
       <w:tr>
         <w:trPr>
+          <w:cantSplit/>
           <w:trHeight w:val="97" w:hRule="atLeast"/>
         </w:trPr>
         <w:tc>
@@ -7209,6 +6984,7 @@
       </w:tr>
       <w:tr>
         <w:trPr>
+          <w:cantSplit/>
           <w:trHeight w:val="97" w:hRule="atLeast"/>
           <w:cnfStyle w:val="000000100000" w:firstRow="0" w:lastRow="0" w:firstColumn="0" w:lastColumn="0" w:oddVBand="0" w:evenVBand="0" w:oddHBand="1" w:evenHBand="0" w:firstRowFirstColumn="0" w:firstRowLastColumn="0" w:lastRowFirstColumn="0" w:lastRowLastColumn="0"/>
         </w:trPr>
@@ -7289,6 +7065,7 @@
       </w:tr>
       <w:tr>
         <w:trPr>
+          <w:cantSplit/>
           <w:trHeight w:val="659" w:hRule="atLeast"/>
         </w:trPr>
         <w:tc>
@@ -7326,7 +7103,7 @@
                 <w:b w:val="false"/>
                 <w:bCs w:val="false"/>
               </w:rPr>
-              <w:t>El usuario selecciona la magnitud "Longitud" y las unidades (Metros, Kilómetros, Pulgadas, Pies o Centímetros).</w:t>
+              <w:t>El usuario selecciona la magnitud "Longitud" y las unidades (Metros, Centímetros, Pies, Yardas o Millas).</w:t>
             </w:r>
           </w:p>
         </w:tc>
@@ -7416,6 +7193,7 @@
       </w:tr>
       <w:tr>
         <w:trPr>
+          <w:cantSplit/>
           <w:trHeight w:val="541" w:hRule="atLeast"/>
           <w:cnfStyle w:val="000000100000" w:firstRow="0" w:lastRow="0" w:firstColumn="0" w:lastColumn="0" w:oddVBand="0" w:evenVBand="0" w:oddHBand="1" w:evenHBand="0" w:firstRowFirstColumn="0" w:firstRowLastColumn="0" w:lastRowFirstColumn="0" w:lastRowLastColumn="0"/>
         </w:trPr>
@@ -7578,6 +7356,7 @@
       </w:tr>
       <w:tr>
         <w:trPr>
+          <w:cantSplit/>
           <w:trHeight w:val="97" w:hRule="atLeast"/>
         </w:trPr>
         <w:tc>
@@ -7635,6 +7414,7 @@
       </w:tr>
       <w:tr>
         <w:trPr>
+          <w:cantSplit/>
           <w:trHeight w:val="97" w:hRule="atLeast"/>
           <w:cnfStyle w:val="000000100000" w:firstRow="0" w:lastRow="0" w:firstColumn="0" w:lastColumn="0" w:oddVBand="0" w:evenVBand="0" w:oddHBand="1" w:evenHBand="0" w:firstRowFirstColumn="0" w:firstRowLastColumn="0" w:lastRowFirstColumn="0" w:lastRowLastColumn="0"/>
         </w:trPr>
@@ -7668,7 +7448,7 @@
                 <w:b w:val="false"/>
                 <w:bCs w:val="false"/>
               </w:rPr>
-              <w:t xml:space="preserve">Si el usuario ingresa datos no numéricos, </w:t>
+              <w:t xml:space="preserve">Si el usuario ingresa datos no numéricos o mayores a 16 caracteres, </w:t>
             </w:r>
             <w:r>
               <w:rPr/>
@@ -7733,6 +7513,7 @@
       </w:tr>
       <w:tr>
         <w:trPr>
+          <w:cantSplit/>
           <w:trHeight w:val="253" w:hRule="atLeast"/>
         </w:trPr>
         <w:tc>
@@ -7785,6 +7566,7 @@
       </w:tr>
       <w:tr>
         <w:trPr>
+          <w:cantSplit/>
           <w:trHeight w:val="253" w:hRule="atLeast"/>
           <w:cnfStyle w:val="000000100000" w:firstRow="0" w:lastRow="0" w:firstColumn="0" w:lastColumn="0" w:oddVBand="0" w:evenVBand="0" w:oddHBand="1" w:evenHBand="0" w:firstRowFirstColumn="0" w:firstRowLastColumn="0" w:lastRowFirstColumn="0" w:lastRowLastColumn="0"/>
         </w:trPr>
@@ -7852,6 +7634,7 @@
     </w:p>
     <w:p>
       <w:pPr>
+        <w:keepWithNext/>
         <w:pStyle w:val="Heading2"/>
         <w:rPr/>
       </w:pPr>
@@ -7878,6 +7661,7 @@
     </w:p>
     <w:p>
       <w:pPr>
+        <w:keepWithNext/>
         <w:pStyle w:val="Normal"/>
         <w:jc w:val="both"/>
         <w:rPr>
@@ -7957,6 +7741,7 @@
       </w:tblGrid>
       <w:tr>
         <w:trPr>
+          <w:cantSplit/>
           <w:trHeight w:val="223" w:hRule="atLeast"/>
           <w:cnfStyle w:val="000000100000" w:firstRow="0" w:lastRow="0" w:firstColumn="0" w:lastColumn="0" w:oddVBand="0" w:evenVBand="0" w:oddHBand="1" w:evenHBand="0" w:firstRowFirstColumn="0" w:firstRowLastColumn="0" w:lastRowFirstColumn="0" w:lastRowLastColumn="0"/>
         </w:trPr>
@@ -8044,6 +7829,7 @@
       </w:tr>
       <w:tr>
         <w:trPr>
+          <w:cantSplit/>
           <w:trHeight w:val="215" w:hRule="atLeast"/>
         </w:trPr>
         <w:tc>
@@ -8126,6 +7912,7 @@
       </w:tr>
       <w:tr>
         <w:trPr>
+          <w:cantSplit/>
           <w:trHeight w:val="220" w:hRule="atLeast"/>
           <w:cnfStyle w:val="000000100000" w:firstRow="0" w:lastRow="0" w:firstColumn="0" w:lastColumn="0" w:oddVBand="0" w:evenVBand="0" w:oddHBand="1" w:evenHBand="0" w:firstRowFirstColumn="0" w:firstRowLastColumn="0" w:lastRowFirstColumn="0" w:lastRowLastColumn="0"/>
         </w:trPr>
@@ -8190,13 +7977,14 @@
             </w:pPr>
             <w:r>
               <w:rPr/>
-              <w:t>Procesar y validar cálculos de equivalencias entre unidades de masa: Kilogramos, Gramos, Libras, Onzas y Toneladas.</w:t>
+              <w:t>Procesar y validar cálculos de equivalencias entre unidades de masa: Gramos, Kilogramos, Libras, Onzas y Quintales.</w:t>
             </w:r>
           </w:p>
         </w:tc>
       </w:tr>
       <w:tr>
         <w:trPr>
+          <w:cantSplit/>
           <w:trHeight w:val="220" w:hRule="atLeast"/>
         </w:trPr>
         <w:tc>
@@ -8289,6 +8077,7 @@
       </w:tr>
       <w:tr>
         <w:trPr>
+          <w:cantSplit/>
           <w:trHeight w:val="220" w:hRule="atLeast"/>
           <w:cnfStyle w:val="000000100000" w:firstRow="0" w:lastRow="0" w:firstColumn="0" w:lastColumn="0" w:oddVBand="0" w:evenVBand="0" w:oddHBand="1" w:evenHBand="0" w:firstRowFirstColumn="0" w:firstRowLastColumn="0" w:lastRowFirstColumn="0" w:lastRowLastColumn="0"/>
         </w:trPr>
@@ -8461,6 +8250,7 @@
       </w:tr>
       <w:tr>
         <w:trPr>
+          <w:cantSplit/>
           <w:trHeight w:val="260" w:hRule="atLeast"/>
         </w:trPr>
         <w:tc>
@@ -8532,13 +8322,14 @@
                 <w:szCs w:val="22"/>
                 <w:lang w:val="es-US" w:eastAsia="en-US" w:bidi="ar-SA"/>
               </w:rPr>
-              <w:t>Julio Viche, Gabriel Murillo</w:t>
+              <w:t>{{AUTORES_CU}}</w:t>
             </w:r>
           </w:p>
         </w:tc>
       </w:tr>
       <w:tr>
         <w:trPr>
+          <w:cantSplit/>
           <w:trHeight w:val="500" w:hRule="atLeast"/>
           <w:cnfStyle w:val="000000100000" w:firstRow="0" w:lastRow="0" w:firstColumn="0" w:lastColumn="0" w:oddVBand="0" w:evenVBand="0" w:oddHBand="1" w:evenHBand="0" w:firstRowFirstColumn="0" w:firstRowLastColumn="0" w:lastRowFirstColumn="0" w:lastRowLastColumn="0"/>
         </w:trPr>
@@ -8697,6 +8488,7 @@
       </w:tr>
       <w:tr>
         <w:trPr>
+          <w:cantSplit/>
           <w:trHeight w:val="220" w:hRule="atLeast"/>
         </w:trPr>
         <w:tc>
@@ -8783,13 +8575,14 @@
             </w:pPr>
             <w:r>
               <w:rPr/>
-              <w:t>2. Servidor Payara en estado operativo.</w:t>
+              <w:t>2. {{VAR_SERVIDOR_ESTADO}}.</w:t>
             </w:r>
           </w:p>
         </w:tc>
       </w:tr>
       <w:tr>
         <w:trPr>
+          <w:cantSplit/>
           <w:trHeight w:val="220" w:hRule="atLeast"/>
           <w:cnfStyle w:val="000000100000" w:firstRow="0" w:lastRow="0" w:firstColumn="0" w:lastColumn="0" w:oddVBand="0" w:evenVBand="0" w:oddHBand="1" w:evenHBand="0" w:firstRowFirstColumn="0" w:firstRowLastColumn="0" w:lastRowFirstColumn="0" w:lastRowLastColumn="0"/>
         </w:trPr>
@@ -8868,18 +8661,10 @@
                 <w:lang w:eastAsia="en-US" w:bidi="ar-SA"/>
               </w:rPr>
               <w:drawing>
-                <wp:anchor behindDoc="0" distT="0" distB="0" distL="0" distR="0" simplePos="0" locked="0" layoutInCell="0" allowOverlap="1" relativeHeight="9">
-                  <wp:simplePos x="0" y="0"/>
-                  <wp:positionH relativeFrom="column">
-                    <wp:posOffset>50165</wp:posOffset>
-                  </wp:positionH>
-                  <wp:positionV relativeFrom="paragraph">
-                    <wp:posOffset>161925</wp:posOffset>
-                  </wp:positionV>
-                  <wp:extent cx="3053080" cy="2419985"/>
+                <wp:inline distT="0" distB="0" distL="0" distR="0">
+                  <wp:extent cx="2503525" cy="1984387"/>
                   <wp:effectExtent l="0" t="0" r="0" b="0"/>
-                  <wp:wrapSquare wrapText="largest"/>
-                  <wp:docPr id="31" name="Image3" descr=""/>
+                  <wp:docPr id="100" name="Picture"/>
                   <wp:cNvGraphicFramePr>
                     <a:graphicFrameLocks xmlns:a="http://schemas.openxmlformats.org/drawingml/2006/main" noChangeAspect="1"/>
                   </wp:cNvGraphicFramePr>
@@ -8910,164 +8695,8 @@
                       </pic:pic>
                     </a:graphicData>
                   </a:graphic>
-                </wp:anchor>
+                </wp:inline>
               </w:drawing>
-            </w:r>
-          </w:p>
-          <w:p>
-            <w:pPr>
-              <w:pStyle w:val="Caption"/>
-              <w:keepNext w:val="true"/>
-              <w:widowControl/>
-              <w:suppressAutoHyphens w:val="true"/>
-              <w:jc w:val="center"/>
-              <w:cnfStyle w:val="000000100000" w:firstRow="0" w:lastRow="0" w:firstColumn="0" w:lastColumn="0" w:oddVBand="0" w:evenVBand="0" w:oddHBand="1" w:evenHBand="0" w:firstRowFirstColumn="0" w:firstRowLastColumn="0" w:lastRowFirstColumn="0" w:lastRowLastColumn="0"/>
-              <w:rPr>
-                <w:kern w:val="0"/>
-                <w:lang w:bidi="ar-SA"/>
-              </w:rPr>
-            </w:pPr>
-            <w:r>
-              <w:rPr>
-                <w:kern w:val="0"/>
-                <w:lang w:bidi="ar-SA"/>
-              </w:rPr>
-            </w:r>
-          </w:p>
-          <w:p>
-            <w:pPr>
-              <w:pStyle w:val="Normal"/>
-              <w:widowControl/>
-              <w:suppressAutoHyphens w:val="true"/>
-              <w:jc w:val="left"/>
-              <w:cnfStyle w:val="000000100000" w:firstRow="0" w:lastRow="0" w:firstColumn="0" w:lastColumn="0" w:oddVBand="0" w:evenVBand="0" w:oddHBand="1" w:evenHBand="0" w:firstRowFirstColumn="0" w:firstRowLastColumn="0" w:lastRowFirstColumn="0" w:lastRowLastColumn="0"/>
-              <w:rPr>
-                <w:lang w:val="es-EC" w:eastAsia="es-EC"/>
-              </w:rPr>
-            </w:pPr>
-            <w:r>
-              <w:rPr>
-                <w:lang w:val="es-EC" w:eastAsia="es-EC"/>
-              </w:rPr>
-            </w:r>
-          </w:p>
-          <w:p>
-            <w:pPr>
-              <w:pStyle w:val="Normal"/>
-              <w:widowControl/>
-              <w:suppressAutoHyphens w:val="true"/>
-              <w:jc w:val="left"/>
-              <w:cnfStyle w:val="000000100000" w:firstRow="0" w:lastRow="0" w:firstColumn="0" w:lastColumn="0" w:oddVBand="0" w:evenVBand="0" w:oddHBand="1" w:evenHBand="0" w:firstRowFirstColumn="0" w:firstRowLastColumn="0" w:lastRowFirstColumn="0" w:lastRowLastColumn="0"/>
-              <w:rPr>
-                <w:lang w:val="es-EC" w:eastAsia="es-EC"/>
-              </w:rPr>
-            </w:pPr>
-            <w:r>
-              <w:rPr>
-                <w:lang w:val="es-EC" w:eastAsia="es-EC"/>
-              </w:rPr>
-            </w:r>
-          </w:p>
-          <w:p>
-            <w:pPr>
-              <w:pStyle w:val="Normal"/>
-              <w:widowControl/>
-              <w:suppressAutoHyphens w:val="true"/>
-              <w:jc w:val="left"/>
-              <w:cnfStyle w:val="000000100000" w:firstRow="0" w:lastRow="0" w:firstColumn="0" w:lastColumn="0" w:oddVBand="0" w:evenVBand="0" w:oddHBand="1" w:evenHBand="0" w:firstRowFirstColumn="0" w:firstRowLastColumn="0" w:lastRowFirstColumn="0" w:lastRowLastColumn="0"/>
-              <w:rPr>
-                <w:lang w:val="es-EC" w:eastAsia="es-EC"/>
-              </w:rPr>
-            </w:pPr>
-            <w:r>
-              <w:rPr>
-                <w:lang w:val="es-EC" w:eastAsia="es-EC"/>
-              </w:rPr>
-            </w:r>
-          </w:p>
-          <w:p>
-            <w:pPr>
-              <w:pStyle w:val="Normal"/>
-              <w:widowControl/>
-              <w:suppressAutoHyphens w:val="true"/>
-              <w:jc w:val="left"/>
-              <w:cnfStyle w:val="000000100000" w:firstRow="0" w:lastRow="0" w:firstColumn="0" w:lastColumn="0" w:oddVBand="0" w:evenVBand="0" w:oddHBand="1" w:evenHBand="0" w:firstRowFirstColumn="0" w:firstRowLastColumn="0" w:lastRowFirstColumn="0" w:lastRowLastColumn="0"/>
-              <w:rPr>
-                <w:lang w:val="es-EC" w:eastAsia="es-EC"/>
-              </w:rPr>
-            </w:pPr>
-            <w:r>
-              <w:rPr>
-                <w:lang w:val="es-EC" w:eastAsia="es-EC"/>
-              </w:rPr>
-            </w:r>
-          </w:p>
-          <w:p>
-            <w:pPr>
-              <w:pStyle w:val="Normal"/>
-              <w:widowControl/>
-              <w:suppressAutoHyphens w:val="true"/>
-              <w:jc w:val="left"/>
-              <w:cnfStyle w:val="000000100000" w:firstRow="0" w:lastRow="0" w:firstColumn="0" w:lastColumn="0" w:oddVBand="0" w:evenVBand="0" w:oddHBand="1" w:evenHBand="0" w:firstRowFirstColumn="0" w:firstRowLastColumn="0" w:lastRowFirstColumn="0" w:lastRowLastColumn="0"/>
-              <w:rPr>
-                <w:lang w:val="es-EC" w:eastAsia="es-EC"/>
-              </w:rPr>
-            </w:pPr>
-            <w:r>
-              <w:rPr>
-                <w:lang w:val="es-EC" w:eastAsia="es-EC"/>
-              </w:rPr>
-            </w:r>
-          </w:p>
-          <w:p>
-            <w:pPr>
-              <w:pStyle w:val="Normal"/>
-              <w:widowControl/>
-              <w:suppressAutoHyphens w:val="true"/>
-              <w:jc w:val="left"/>
-              <w:cnfStyle w:val="000000100000" w:firstRow="0" w:lastRow="0" w:firstColumn="0" w:lastColumn="0" w:oddVBand="0" w:evenVBand="0" w:oddHBand="1" w:evenHBand="0" w:firstRowFirstColumn="0" w:firstRowLastColumn="0" w:lastRowFirstColumn="0" w:lastRowLastColumn="0"/>
-              <w:rPr>
-                <w:lang w:val="es-EC" w:eastAsia="es-EC"/>
-              </w:rPr>
-            </w:pPr>
-            <w:r>
-              <w:rPr>
-                <w:lang w:val="es-EC" w:eastAsia="es-EC"/>
-              </w:rPr>
-            </w:r>
-          </w:p>
-          <w:p>
-            <w:pPr>
-              <w:pStyle w:val="Normal"/>
-              <w:widowControl/>
-              <w:suppressAutoHyphens w:val="true"/>
-              <w:jc w:val="left"/>
-              <w:cnfStyle w:val="000000100000" w:firstRow="0" w:lastRow="0" w:firstColumn="0" w:lastColumn="0" w:oddVBand="0" w:evenVBand="0" w:oddHBand="1" w:evenHBand="0" w:firstRowFirstColumn="0" w:firstRowLastColumn="0" w:lastRowFirstColumn="0" w:lastRowLastColumn="0"/>
-              <w:rPr>
-                <w:lang w:val="es-EC" w:eastAsia="es-EC"/>
-              </w:rPr>
-            </w:pPr>
-            <w:r>
-              <w:rPr>
-                <w:lang w:val="es-EC" w:eastAsia="es-EC"/>
-              </w:rPr>
-            </w:r>
-          </w:p>
-          <w:p>
-            <w:pPr>
-              <w:pStyle w:val="Normal"/>
-              <w:widowControl/>
-              <w:suppressAutoHyphens w:val="true"/>
-              <w:jc w:val="left"/>
-              <w:cnfStyle w:val="000000100000" w:firstRow="0" w:lastRow="0" w:firstColumn="0" w:lastColumn="0" w:oddVBand="0" w:evenVBand="0" w:oddHBand="1" w:evenHBand="0" w:firstRowFirstColumn="0" w:firstRowLastColumn="0" w:lastRowFirstColumn="0" w:lastRowLastColumn="0"/>
-              <w:rPr>
-                <w:lang w:val="es-EC" w:eastAsia="es-EC"/>
-              </w:rPr>
-            </w:pPr>
-            <w:r>
-              <w:rPr>
-                <w:lang w:val="es-EC" w:eastAsia="es-EC"/>
-              </w:rPr>
             </w:r>
           </w:p>
           <w:p>
@@ -9075,7 +8704,8 @@
               <w:pStyle w:val="Caption"/>
               <w:widowControl/>
               <w:suppressAutoHyphens w:val="true"/>
-              <w:jc w:val="left"/>
+              <w:spacing w:before="80" w:after="100"/>
+              <w:jc w:val="center"/>
               <w:cnfStyle w:val="000000100000" w:firstRow="0" w:lastRow="0" w:firstColumn="0" w:lastColumn="0" w:oddVBand="0" w:evenVBand="0" w:oddHBand="1" w:evenHBand="0" w:firstRowFirstColumn="0" w:firstRowLastColumn="0" w:lastRowFirstColumn="0" w:lastRowLastColumn="0"/>
               <w:rPr>
                 <w:rFonts w:ascii="Calibri" w:hAnsi="Calibri" w:eastAsia="Carlito" w:cs="Calibri" w:asciiTheme="minorHAnsi" w:cstheme="minorHAnsi" w:hAnsiTheme="minorHAnsi"/>
@@ -9090,127 +8720,58 @@
                 <w:lang w:val="es-ES" w:eastAsia="en-US"/>
               </w:rPr>
             </w:pPr>
-            <w:r>
-              <w:rPr>
-                <w:rFonts w:eastAsia="Carlito" w:cs="Calibri" w:cstheme="minorHAnsi" w:ascii="Calibri" w:hAnsi="Calibri"/>
+            <w:bookmarkStart w:id="27" w:name="_Toc82708269"/>
+            <w:bookmarkStart w:id="28" w:name="_Toc214408085"/>
+            <w:r>
+              <w:rPr>
+                <w:kern w:val="0"/>
+                <w:lang w:bidi="ar-SA"/>
+              </w:rPr>
+              <w:t xml:space="preserve">Ilustración </w:t>
+            </w:r>
+            <w:r>
+              <w:rPr>
+                <w:kern w:val="0"/>
+                <w:lang w:bidi="ar-SA"/>
+              </w:rPr>
+              <w:fldChar w:fldCharType="begin"/>
+            </w:r>
+            <w:r>
+              <w:rPr>
+                <w:kern w:val="0"/>
+                <w:lang w:bidi="ar-SA"/>
+              </w:rPr>
+              <w:instrText xml:space="preserve"> SEQ Ilustración \* ARABIC </w:instrText>
+            </w:r>
+            <w:r>
+              <w:rPr>
+                <w:kern w:val="0"/>
+                <w:lang w:bidi="ar-SA"/>
+              </w:rPr>
+              <w:fldChar w:fldCharType="separate"/>
+            </w:r>
+            <w:r>
+              <w:rPr>
+                <w:kern w:val="0"/>
+                <w:lang w:bidi="ar-SA"/>
+              </w:rPr>
+              <w:t>3</w:t>
+            </w:r>
+            <w:r>
+              <w:rPr>
+                <w:kern w:val="0"/>
+                <w:lang w:bidi="ar-SA"/>
+              </w:rPr>
+              <w:fldChar w:fldCharType="end"/>
+            </w:r>
+            <w:r>
+              <w:rPr>
+                <w:rFonts w:eastAsia="Carlito" w:cs="Calibri" w:ascii="Calibri" w:hAnsi="Calibri" w:asciiTheme="minorHAnsi" w:cstheme="minorHAnsi" w:hAnsiTheme="minorHAnsi"/>
                 <w:b/>
                 <w:bCs/>
                 <w:i w:val="false"/>
                 <w:iCs w:val="false"/>
                 <w:color w:themeColor="accent1" w:val="4472C4"/>
-                <w:sz w:val="20"/>
-                <w:szCs w:val="20"/>
-                <w:lang w:val="es-ES" w:eastAsia="en-US"/>
-              </w:rPr>
-            </w:r>
-          </w:p>
-          <w:p>
-            <w:pPr>
-              <w:pStyle w:val="Caption"/>
-              <w:widowControl/>
-              <w:suppressAutoHyphens w:val="true"/>
-              <w:jc w:val="left"/>
-              <w:cnfStyle w:val="000000100000" w:firstRow="0" w:lastRow="0" w:firstColumn="0" w:lastColumn="0" w:oddVBand="0" w:evenVBand="0" w:oddHBand="1" w:evenHBand="0" w:firstRowFirstColumn="0" w:firstRowLastColumn="0" w:lastRowFirstColumn="0" w:lastRowLastColumn="0"/>
-              <w:rPr>
-                <w:rFonts w:ascii="Calibri" w:hAnsi="Calibri" w:eastAsia="Carlito" w:cs="Calibri" w:asciiTheme="minorHAnsi" w:cstheme="minorHAnsi" w:hAnsiTheme="minorHAnsi"/>
-                <w:b/>
-                <w:bCs/>
-                <w:i w:val="false"/>
-                <w:i w:val="false"/>
-                <w:iCs w:val="false"/>
-                <w:color w:themeColor="accent1" w:val="4472C4"/>
-                <w:sz w:val="20"/>
-                <w:szCs w:val="20"/>
-                <w:lang w:val="es-ES" w:eastAsia="en-US"/>
-              </w:rPr>
-            </w:pPr>
-            <w:r>
-              <w:rPr>
-                <w:rFonts w:eastAsia="Carlito" w:cs="Calibri" w:cstheme="minorHAnsi" w:ascii="Calibri" w:hAnsi="Calibri"/>
-                <w:b/>
-                <w:bCs/>
-                <w:i w:val="false"/>
-                <w:iCs w:val="false"/>
-                <w:color w:themeColor="accent1" w:val="4472C4"/>
-                <w:sz w:val="20"/>
-                <w:szCs w:val="20"/>
-                <w:lang w:val="es-ES" w:eastAsia="en-US"/>
-              </w:rPr>
-            </w:r>
-          </w:p>
-          <w:p>
-            <w:pPr>
-              <w:pStyle w:val="Caption"/>
-              <w:widowControl/>
-              <w:suppressAutoHyphens w:val="true"/>
-              <w:spacing w:before="80" w:after="100"/>
-              <w:jc w:val="left"/>
-              <w:cnfStyle w:val="000000100000" w:firstRow="0" w:lastRow="0" w:firstColumn="0" w:lastColumn="0" w:oddVBand="0" w:evenVBand="0" w:oddHBand="1" w:evenHBand="0" w:firstRowFirstColumn="0" w:firstRowLastColumn="0" w:lastRowFirstColumn="0" w:lastRowLastColumn="0"/>
-              <w:rPr>
-                <w:rFonts w:ascii="Calibri" w:hAnsi="Calibri" w:eastAsia="Carlito" w:cs="Calibri" w:asciiTheme="minorHAnsi" w:cstheme="minorHAnsi" w:hAnsiTheme="minorHAnsi"/>
-                <w:b/>
-                <w:bCs/>
-                <w:i w:val="false"/>
-                <w:i w:val="false"/>
-                <w:iCs w:val="false"/>
-                <w:color w:themeColor="accent1" w:val="4472C4"/>
-                <w:sz w:val="20"/>
-                <w:szCs w:val="20"/>
-                <w:lang w:val="es-ES" w:eastAsia="en-US"/>
-              </w:rPr>
-            </w:pPr>
-            <w:bookmarkStart w:id="27" w:name="_Toc82708269"/>
-            <w:bookmarkStart w:id="28" w:name="_Toc214408085"/>
-            <w:r>
-              <w:rPr>
-                <w:kern w:val="0"/>
-                <w:lang w:bidi="ar-SA"/>
-              </w:rPr>
-              <w:t xml:space="preserve">Ilustración </w:t>
-            </w:r>
-            <w:r>
-              <w:rPr>
-                <w:kern w:val="0"/>
-                <w:lang w:bidi="ar-SA"/>
-              </w:rPr>
-              <w:fldChar w:fldCharType="begin"/>
-            </w:r>
-            <w:r>
-              <w:rPr>
-                <w:kern w:val="0"/>
-                <w:lang w:bidi="ar-SA"/>
-              </w:rPr>
-              <w:instrText xml:space="preserve"> SEQ Ilustración \* ARABIC </w:instrText>
-            </w:r>
-            <w:r>
-              <w:rPr>
-                <w:kern w:val="0"/>
-                <w:lang w:bidi="ar-SA"/>
-              </w:rPr>
-              <w:fldChar w:fldCharType="separate"/>
-            </w:r>
-            <w:r>
-              <w:rPr>
-                <w:kern w:val="0"/>
-                <w:lang w:bidi="ar-SA"/>
-              </w:rPr>
-              <w:t>3</w:t>
-            </w:r>
-            <w:r>
-              <w:rPr>
-                <w:kern w:val="0"/>
-                <w:lang w:bidi="ar-SA"/>
-              </w:rPr>
-              <w:fldChar w:fldCharType="end"/>
-            </w:r>
-            <w:r>
-              <w:rPr>
-                <w:rFonts w:eastAsia="Carlito" w:cs="Calibri" w:ascii="Calibri" w:hAnsi="Calibri" w:asciiTheme="minorHAnsi" w:cstheme="minorHAnsi" w:hAnsiTheme="minorHAnsi"/>
-                <w:b/>
-                <w:bCs/>
-                <w:i w:val="false"/>
-                <w:iCs w:val="false"/>
-                <w:color w:themeColor="accent1" w:val="4472C4"/>
                 <w:kern w:val="0"/>
                 <w:sz w:val="20"/>
                 <w:szCs w:val="20"/>
@@ -9239,6 +8800,7 @@
       </w:tr>
       <w:tr>
         <w:trPr>
+          <w:cantSplit/>
           <w:trHeight w:val="380" w:hRule="atLeast"/>
         </w:trPr>
         <w:tc>
@@ -9296,6 +8858,7 @@
       </w:tr>
       <w:tr>
         <w:trPr>
+          <w:cantSplit/>
           <w:trHeight w:val="100" w:hRule="atLeast"/>
           <w:cnfStyle w:val="000000100000" w:firstRow="0" w:lastRow="0" w:firstColumn="0" w:lastColumn="0" w:oddVBand="0" w:evenVBand="0" w:oddHBand="1" w:evenHBand="0" w:firstRowFirstColumn="0" w:firstRowLastColumn="0" w:lastRowFirstColumn="0" w:lastRowLastColumn="0"/>
         </w:trPr>
@@ -9376,6 +8939,7 @@
       </w:tr>
       <w:tr>
         <w:trPr>
+          <w:cantSplit/>
           <w:trHeight w:val="100" w:hRule="atLeast"/>
         </w:trPr>
         <w:tc>
@@ -9464,13 +9028,14 @@
                 <w:szCs w:val="22"/>
                 <w:lang w:eastAsia="en-US" w:bidi="ar-SA"/>
               </w:rPr>
-              <w:t>1. El sistema carga las constantes de conversión para masa (Kg, g, lb, oz, t).</w:t>
+              <w:t>1. El sistema carga las constantes de conversión para masa (g, kg, lb, oz, q).</w:t>
             </w:r>
           </w:p>
         </w:tc>
       </w:tr>
       <w:tr>
         <w:trPr>
+          <w:cantSplit/>
           <w:trHeight w:val="100" w:hRule="atLeast"/>
           <w:cnfStyle w:val="000000100000" w:firstRow="0" w:lastRow="0" w:firstColumn="0" w:lastColumn="0" w:oddVBand="0" w:evenVBand="0" w:oddHBand="1" w:evenHBand="0" w:firstRowFirstColumn="0" w:firstRowLastColumn="0" w:lastRowFirstColumn="0" w:lastRowLastColumn="0"/>
         </w:trPr>
@@ -9596,6 +9161,7 @@
       </w:tr>
       <w:tr>
         <w:trPr>
+          <w:cantSplit/>
           <w:trHeight w:val="100" w:hRule="atLeast"/>
         </w:trPr>
         <w:tc>
@@ -9653,6 +9219,7 @@
       </w:tr>
       <w:tr>
         <w:trPr>
+          <w:cantSplit/>
           <w:trHeight w:val="100" w:hRule="atLeast"/>
           <w:cnfStyle w:val="000000100000" w:firstRow="0" w:lastRow="0" w:firstColumn="0" w:lastColumn="0" w:oddVBand="0" w:evenVBand="0" w:oddHBand="1" w:evenHBand="0" w:firstRowFirstColumn="0" w:firstRowLastColumn="0" w:lastRowFirstColumn="0" w:lastRowLastColumn="0"/>
         </w:trPr>
@@ -9686,7 +9253,7 @@
                 <w:b w:val="false"/>
                 <w:bCs w:val="false"/>
               </w:rPr>
-              <w:t xml:space="preserve">1. Si el usuario ingresa datos no numéricos, </w:t>
+              <w:t xml:space="preserve">1. Si el usuario ingresa datos no numéricos o mayores a 16 caracteres, </w:t>
             </w:r>
             <w:r>
               <w:rPr/>
@@ -9725,7 +9292,7 @@
                 <w:szCs w:val="22"/>
                 <w:lang w:eastAsia="en-US" w:bidi="ar-SA"/>
               </w:rPr>
-              <w:t xml:space="preserve">servidor Payara </w:t>
+              <w:t xml:space="preserve">{{VAR_SERVIDOR_NOMBRE}} </w:t>
             </w:r>
             <w:r>
               <w:rPr>
@@ -9774,6 +9341,7 @@
       </w:tr>
       <w:tr>
         <w:trPr>
+          <w:cantSplit/>
           <w:trHeight w:val="260" w:hRule="atLeast"/>
         </w:trPr>
         <w:tc>
@@ -9847,6 +9415,7 @@
       </w:tr>
       <w:tr>
         <w:trPr>
+          <w:cantSplit/>
           <w:trHeight w:val="260" w:hRule="atLeast"/>
           <w:cnfStyle w:val="000000100000" w:firstRow="0" w:lastRow="0" w:firstColumn="0" w:lastColumn="0" w:oddVBand="0" w:evenVBand="0" w:oddHBand="1" w:evenHBand="0" w:firstRowFirstColumn="0" w:firstRowLastColumn="0" w:lastRowFirstColumn="0" w:lastRowLastColumn="0"/>
         </w:trPr>
@@ -9926,6 +9495,7 @@
       </w:tr>
       <w:tr>
         <w:trPr>
+          <w:cantSplit/>
           <w:trHeight w:val="260" w:hRule="atLeast"/>
         </w:trPr>
         <w:tc>
@@ -10027,6 +9597,7 @@
     </w:p>
     <w:p>
       <w:pPr>
+        <w:keepWithNext/>
         <w:pStyle w:val="Heading2"/>
         <w:rPr/>
       </w:pPr>
@@ -10053,6 +9624,7 @@
     </w:p>
     <w:p>
       <w:pPr>
+        <w:keepWithNext/>
         <w:pStyle w:val="Normal"/>
         <w:jc w:val="both"/>
         <w:rPr>
@@ -10074,6 +9646,7 @@
     </w:p>
     <w:p>
       <w:pPr>
+        <w:keepWithNext/>
         <w:pStyle w:val="Caption"/>
         <w:keepNext w:val="true"/>
         <w:rPr/>
@@ -10118,6 +9691,7 @@
       </w:tblGrid>
       <w:tr>
         <w:trPr>
+          <w:cantSplit/>
           <w:trHeight w:val="220" w:hRule="atLeast"/>
           <w:cnfStyle w:val="000000100000" w:firstRow="0" w:lastRow="0" w:firstColumn="0" w:lastColumn="0" w:oddVBand="0" w:evenVBand="0" w:oddHBand="1" w:evenHBand="0" w:firstRowFirstColumn="0" w:firstRowLastColumn="0" w:lastRowFirstColumn="0" w:lastRowLastColumn="0"/>
         </w:trPr>
@@ -10206,6 +9780,7 @@
       </w:tr>
       <w:tr>
         <w:trPr>
+          <w:cantSplit/>
           <w:trHeight w:val="220" w:hRule="atLeast"/>
         </w:trPr>
         <w:tc>
@@ -10289,6 +9864,7 @@
       </w:tr>
       <w:tr>
         <w:trPr>
+          <w:cantSplit/>
           <w:trHeight w:val="220" w:hRule="atLeast"/>
           <w:cnfStyle w:val="000000100000" w:firstRow="0" w:lastRow="0" w:firstColumn="0" w:lastColumn="0" w:oddVBand="0" w:evenVBand="0" w:oddHBand="1" w:evenHBand="0" w:firstRowFirstColumn="0" w:firstRowLastColumn="0" w:lastRowFirstColumn="0" w:lastRowLastColumn="0"/>
         </w:trPr>
@@ -10354,13 +9930,14 @@
             </w:pPr>
             <w:r>
               <w:rPr/>
-              <w:t>Ejecutar fórmulas matemáticas para convertir temperaturas entre escalas Celsius, Fahrenheit, Kelvin, Rankine y Reaumur.</w:t>
+              <w:t>Ejecutar fórmulas matemáticas para convertir temperaturas entre escalas Celsius, Fahrenheit, Kelvin, Newton y Reaumur.</w:t>
             </w:r>
           </w:p>
         </w:tc>
       </w:tr>
       <w:tr>
         <w:trPr>
+          <w:cantSplit/>
           <w:trHeight w:val="220" w:hRule="atLeast"/>
         </w:trPr>
         <w:tc>
@@ -10444,6 +10021,7 @@
       </w:tr>
       <w:tr>
         <w:trPr>
+          <w:cantSplit/>
           <w:trHeight w:val="220" w:hRule="atLeast"/>
           <w:cnfStyle w:val="000000100000" w:firstRow="0" w:lastRow="0" w:firstColumn="0" w:lastColumn="0" w:oddVBand="0" w:evenVBand="0" w:oddHBand="1" w:evenHBand="0" w:firstRowFirstColumn="0" w:firstRowLastColumn="0" w:lastRowFirstColumn="0" w:lastRowLastColumn="0"/>
         </w:trPr>
@@ -10616,6 +10194,7 @@
       </w:tr>
       <w:tr>
         <w:trPr>
+          <w:cantSplit/>
           <w:trHeight w:val="260" w:hRule="atLeast"/>
         </w:trPr>
         <w:tc>
@@ -10688,13 +10267,14 @@
                 <w:szCs w:val="22"/>
                 <w:lang w:val="es-US" w:eastAsia="en-US" w:bidi="ar-SA"/>
               </w:rPr>
-              <w:t>Julio Viche, Gabriel Murillo</w:t>
+              <w:t>{{AUTORES_CU}}</w:t>
             </w:r>
           </w:p>
         </w:tc>
       </w:tr>
       <w:tr>
         <w:trPr>
+          <w:cantSplit/>
           <w:trHeight w:val="500" w:hRule="atLeast"/>
           <w:cnfStyle w:val="000000100000" w:firstRow="0" w:lastRow="0" w:firstColumn="0" w:lastColumn="0" w:oddVBand="0" w:evenVBand="0" w:oddHBand="1" w:evenHBand="0" w:firstRowFirstColumn="0" w:firstRowLastColumn="0" w:lastRowFirstColumn="0" w:lastRowLastColumn="0"/>
         </w:trPr>
@@ -10857,6 +10437,7 @@
       </w:tr>
       <w:tr>
         <w:trPr>
+          <w:cantSplit/>
           <w:trHeight w:val="220" w:hRule="atLeast"/>
         </w:trPr>
         <w:tc>
@@ -10962,13 +10543,14 @@
                 <w:szCs w:val="22"/>
                 <w:lang w:val="es-EC" w:eastAsia="en-US" w:bidi="ar-SA"/>
               </w:rPr>
-              <w:t>Servidor Payara en estado operativo.</w:t>
+              <w:t>{{VAR_SERVIDOR_ESTADO}}.</w:t>
             </w:r>
           </w:p>
         </w:tc>
       </w:tr>
       <w:tr>
         <w:trPr>
+          <w:cantSplit/>
           <w:trHeight w:val="220" w:hRule="atLeast"/>
           <w:cnfStyle w:val="000000100000" w:firstRow="0" w:lastRow="0" w:firstColumn="0" w:lastColumn="0" w:oddVBand="0" w:evenVBand="0" w:oddHBand="1" w:evenHBand="0" w:firstRowFirstColumn="0" w:firstRowLastColumn="0" w:lastRowFirstColumn="0" w:lastRowLastColumn="0"/>
         </w:trPr>
@@ -11040,18 +10622,10 @@
                 <w:lang w:val="es-EC" w:eastAsia="es-EC"/>
               </w:rPr>
               <w:drawing>
-                <wp:anchor behindDoc="0" distT="0" distB="0" distL="0" distR="0" simplePos="0" locked="0" layoutInCell="0" allowOverlap="1" relativeHeight="10">
-                  <wp:simplePos x="0" y="0"/>
-                  <wp:positionH relativeFrom="column">
-                    <wp:posOffset>71755</wp:posOffset>
-                  </wp:positionH>
-                  <wp:positionV relativeFrom="paragraph">
-                    <wp:posOffset>47625</wp:posOffset>
-                  </wp:positionV>
-                  <wp:extent cx="3109595" cy="2299970"/>
+                <wp:inline distT="0" distB="0" distL="0" distR="0">
+                  <wp:extent cx="2549867" cy="1885975"/>
                   <wp:effectExtent l="0" t="0" r="0" b="0"/>
-                  <wp:wrapSquare wrapText="largest"/>
-                  <wp:docPr id="32" name="Image4" descr=""/>
+                  <wp:docPr id="100" name="Picture"/>
                   <wp:cNvGraphicFramePr>
                     <a:graphicFrameLocks xmlns:a="http://schemas.openxmlformats.org/drawingml/2006/main" noChangeAspect="1"/>
                   </wp:cNvGraphicFramePr>
@@ -11082,286 +10656,8 @@
                       </pic:pic>
                     </a:graphicData>
                   </a:graphic>
-                </wp:anchor>
+                </wp:inline>
               </w:drawing>
-            </w:r>
-          </w:p>
-          <w:p>
-            <w:pPr>
-              <w:pStyle w:val="Normal"/>
-              <w:keepNext w:val="true"/>
-              <w:widowControl/>
-              <w:suppressAutoHyphens w:val="true"/>
-              <w:jc w:val="center"/>
-              <w:cnfStyle w:val="000000100000" w:firstRow="0" w:lastRow="0" w:firstColumn="0" w:lastColumn="0" w:oddVBand="0" w:evenVBand="0" w:oddHBand="1" w:evenHBand="0" w:firstRowFirstColumn="0" w:firstRowLastColumn="0" w:lastRowFirstColumn="0" w:lastRowLastColumn="0"/>
-              <w:rPr>
-                <w:rFonts w:eastAsia="Calibri" w:cs=""/>
-                <w:kern w:val="0"/>
-                <w:sz w:val="22"/>
-                <w:szCs w:val="22"/>
-                <w:lang w:eastAsia="en-US" w:bidi="ar-SA"/>
-              </w:rPr>
-            </w:pPr>
-            <w:r>
-              <w:rPr>
-                <w:rFonts w:eastAsia="Calibri" w:cs=""/>
-                <w:kern w:val="0"/>
-                <w:sz w:val="22"/>
-                <w:szCs w:val="22"/>
-                <w:lang w:eastAsia="en-US" w:bidi="ar-SA"/>
-              </w:rPr>
-            </w:r>
-          </w:p>
-          <w:p>
-            <w:pPr>
-              <w:pStyle w:val="Normal"/>
-              <w:keepNext w:val="true"/>
-              <w:widowControl/>
-              <w:suppressAutoHyphens w:val="true"/>
-              <w:jc w:val="center"/>
-              <w:cnfStyle w:val="000000100000" w:firstRow="0" w:lastRow="0" w:firstColumn="0" w:lastColumn="0" w:oddVBand="0" w:evenVBand="0" w:oddHBand="1" w:evenHBand="0" w:firstRowFirstColumn="0" w:firstRowLastColumn="0" w:lastRowFirstColumn="0" w:lastRowLastColumn="0"/>
-              <w:rPr>
-                <w:rFonts w:eastAsia="Calibri" w:cs=""/>
-                <w:kern w:val="0"/>
-                <w:sz w:val="22"/>
-                <w:szCs w:val="22"/>
-                <w:lang w:eastAsia="en-US" w:bidi="ar-SA"/>
-              </w:rPr>
-            </w:pPr>
-            <w:r>
-              <w:rPr>
-                <w:rFonts w:eastAsia="Calibri" w:cs=""/>
-                <w:kern w:val="0"/>
-                <w:sz w:val="22"/>
-                <w:szCs w:val="22"/>
-                <w:lang w:eastAsia="en-US" w:bidi="ar-SA"/>
-              </w:rPr>
-            </w:r>
-          </w:p>
-          <w:p>
-            <w:pPr>
-              <w:pStyle w:val="Normal"/>
-              <w:keepNext w:val="true"/>
-              <w:widowControl/>
-              <w:suppressAutoHyphens w:val="true"/>
-              <w:jc w:val="center"/>
-              <w:cnfStyle w:val="000000100000" w:firstRow="0" w:lastRow="0" w:firstColumn="0" w:lastColumn="0" w:oddVBand="0" w:evenVBand="0" w:oddHBand="1" w:evenHBand="0" w:firstRowFirstColumn="0" w:firstRowLastColumn="0" w:lastRowFirstColumn="0" w:lastRowLastColumn="0"/>
-              <w:rPr>
-                <w:rFonts w:eastAsia="Calibri" w:cs=""/>
-                <w:kern w:val="0"/>
-                <w:sz w:val="22"/>
-                <w:szCs w:val="22"/>
-                <w:lang w:eastAsia="en-US" w:bidi="ar-SA"/>
-              </w:rPr>
-            </w:pPr>
-            <w:r>
-              <w:rPr>
-                <w:rFonts w:eastAsia="Calibri" w:cs=""/>
-                <w:kern w:val="0"/>
-                <w:sz w:val="22"/>
-                <w:szCs w:val="22"/>
-                <w:lang w:eastAsia="en-US" w:bidi="ar-SA"/>
-              </w:rPr>
-            </w:r>
-          </w:p>
-          <w:p>
-            <w:pPr>
-              <w:pStyle w:val="Normal"/>
-              <w:keepNext w:val="true"/>
-              <w:widowControl/>
-              <w:suppressAutoHyphens w:val="true"/>
-              <w:jc w:val="center"/>
-              <w:cnfStyle w:val="000000100000" w:firstRow="0" w:lastRow="0" w:firstColumn="0" w:lastColumn="0" w:oddVBand="0" w:evenVBand="0" w:oddHBand="1" w:evenHBand="0" w:firstRowFirstColumn="0" w:firstRowLastColumn="0" w:lastRowFirstColumn="0" w:lastRowLastColumn="0"/>
-              <w:rPr>
-                <w:rFonts w:eastAsia="Calibri" w:cs=""/>
-                <w:kern w:val="0"/>
-                <w:sz w:val="22"/>
-                <w:szCs w:val="22"/>
-                <w:lang w:eastAsia="en-US" w:bidi="ar-SA"/>
-              </w:rPr>
-            </w:pPr>
-            <w:r>
-              <w:rPr>
-                <w:rFonts w:eastAsia="Calibri" w:cs=""/>
-                <w:kern w:val="0"/>
-                <w:sz w:val="22"/>
-                <w:szCs w:val="22"/>
-                <w:lang w:eastAsia="en-US" w:bidi="ar-SA"/>
-              </w:rPr>
-            </w:r>
-          </w:p>
-          <w:p>
-            <w:pPr>
-              <w:pStyle w:val="Normal"/>
-              <w:keepNext w:val="true"/>
-              <w:widowControl/>
-              <w:suppressAutoHyphens w:val="true"/>
-              <w:jc w:val="center"/>
-              <w:cnfStyle w:val="000000100000" w:firstRow="0" w:lastRow="0" w:firstColumn="0" w:lastColumn="0" w:oddVBand="0" w:evenVBand="0" w:oddHBand="1" w:evenHBand="0" w:firstRowFirstColumn="0" w:firstRowLastColumn="0" w:lastRowFirstColumn="0" w:lastRowLastColumn="0"/>
-              <w:rPr>
-                <w:rFonts w:eastAsia="Calibri" w:cs=""/>
-                <w:kern w:val="0"/>
-                <w:sz w:val="22"/>
-                <w:szCs w:val="22"/>
-                <w:lang w:eastAsia="en-US" w:bidi="ar-SA"/>
-              </w:rPr>
-            </w:pPr>
-            <w:r>
-              <w:rPr>
-                <w:rFonts w:eastAsia="Calibri" w:cs=""/>
-                <w:kern w:val="0"/>
-                <w:sz w:val="22"/>
-                <w:szCs w:val="22"/>
-                <w:lang w:eastAsia="en-US" w:bidi="ar-SA"/>
-              </w:rPr>
-            </w:r>
-          </w:p>
-          <w:p>
-            <w:pPr>
-              <w:pStyle w:val="Normal"/>
-              <w:keepNext w:val="true"/>
-              <w:widowControl/>
-              <w:suppressAutoHyphens w:val="true"/>
-              <w:jc w:val="center"/>
-              <w:cnfStyle w:val="000000100000" w:firstRow="0" w:lastRow="0" w:firstColumn="0" w:lastColumn="0" w:oddVBand="0" w:evenVBand="0" w:oddHBand="1" w:evenHBand="0" w:firstRowFirstColumn="0" w:firstRowLastColumn="0" w:lastRowFirstColumn="0" w:lastRowLastColumn="0"/>
-              <w:rPr>
-                <w:rFonts w:eastAsia="Calibri" w:cs=""/>
-                <w:kern w:val="0"/>
-                <w:sz w:val="22"/>
-                <w:szCs w:val="22"/>
-                <w:lang w:eastAsia="en-US" w:bidi="ar-SA"/>
-              </w:rPr>
-            </w:pPr>
-            <w:r>
-              <w:rPr>
-                <w:rFonts w:eastAsia="Calibri" w:cs=""/>
-                <w:kern w:val="0"/>
-                <w:sz w:val="22"/>
-                <w:szCs w:val="22"/>
-                <w:lang w:eastAsia="en-US" w:bidi="ar-SA"/>
-              </w:rPr>
-            </w:r>
-          </w:p>
-          <w:p>
-            <w:pPr>
-              <w:pStyle w:val="Normal"/>
-              <w:keepNext w:val="true"/>
-              <w:widowControl/>
-              <w:suppressAutoHyphens w:val="true"/>
-              <w:jc w:val="center"/>
-              <w:cnfStyle w:val="000000100000" w:firstRow="0" w:lastRow="0" w:firstColumn="0" w:lastColumn="0" w:oddVBand="0" w:evenVBand="0" w:oddHBand="1" w:evenHBand="0" w:firstRowFirstColumn="0" w:firstRowLastColumn="0" w:lastRowFirstColumn="0" w:lastRowLastColumn="0"/>
-              <w:rPr>
-                <w:rFonts w:eastAsia="Calibri" w:cs=""/>
-                <w:kern w:val="0"/>
-                <w:sz w:val="22"/>
-                <w:szCs w:val="22"/>
-                <w:lang w:eastAsia="en-US" w:bidi="ar-SA"/>
-              </w:rPr>
-            </w:pPr>
-            <w:r>
-              <w:rPr>
-                <w:rFonts w:eastAsia="Calibri" w:cs=""/>
-                <w:kern w:val="0"/>
-                <w:sz w:val="22"/>
-                <w:szCs w:val="22"/>
-                <w:lang w:eastAsia="en-US" w:bidi="ar-SA"/>
-              </w:rPr>
-            </w:r>
-          </w:p>
-          <w:p>
-            <w:pPr>
-              <w:pStyle w:val="Caption"/>
-              <w:widowControl/>
-              <w:suppressAutoHyphens w:val="true"/>
-              <w:jc w:val="left"/>
-              <w:cnfStyle w:val="000000100000" w:firstRow="0" w:lastRow="0" w:firstColumn="0" w:lastColumn="0" w:oddVBand="0" w:evenVBand="0" w:oddHBand="1" w:evenHBand="0" w:firstRowFirstColumn="0" w:firstRowLastColumn="0" w:lastRowFirstColumn="0" w:lastRowLastColumn="0"/>
-              <w:rPr>
-                <w:rFonts w:ascii="Calibri" w:hAnsi="Calibri" w:eastAsia="Carlito" w:cs="Calibri" w:asciiTheme="minorHAnsi" w:cstheme="minorHAnsi" w:hAnsiTheme="minorHAnsi"/>
-                <w:b/>
-                <w:bCs/>
-                <w:i w:val="false"/>
-                <w:i w:val="false"/>
-                <w:iCs w:val="false"/>
-                <w:sz w:val="20"/>
-                <w:szCs w:val="20"/>
-                <w:lang w:val="es-ES" w:eastAsia="en-US"/>
-              </w:rPr>
-            </w:pPr>
-            <w:r>
-              <w:rPr>
-                <w:rFonts w:eastAsia="Carlito" w:cs="Calibri" w:cstheme="minorHAnsi" w:ascii="Calibri" w:hAnsi="Calibri"/>
-                <w:b/>
-                <w:bCs/>
-                <w:i w:val="false"/>
-                <w:iCs w:val="false"/>
-                <w:sz w:val="20"/>
-                <w:szCs w:val="20"/>
-                <w:lang w:val="es-ES" w:eastAsia="en-US"/>
-              </w:rPr>
-            </w:r>
-          </w:p>
-          <w:p>
-            <w:pPr>
-              <w:pStyle w:val="Caption"/>
-              <w:widowControl/>
-              <w:suppressAutoHyphens w:val="true"/>
-              <w:jc w:val="left"/>
-              <w:cnfStyle w:val="000000100000" w:firstRow="0" w:lastRow="0" w:firstColumn="0" w:lastColumn="0" w:oddVBand="0" w:evenVBand="0" w:oddHBand="1" w:evenHBand="0" w:firstRowFirstColumn="0" w:firstRowLastColumn="0" w:lastRowFirstColumn="0" w:lastRowLastColumn="0"/>
-              <w:rPr>
-                <w:rFonts w:ascii="Calibri" w:hAnsi="Calibri" w:eastAsia="Carlito" w:cs="Calibri" w:asciiTheme="minorHAnsi" w:cstheme="minorHAnsi" w:hAnsiTheme="minorHAnsi"/>
-                <w:b/>
-                <w:bCs/>
-                <w:i w:val="false"/>
-                <w:i w:val="false"/>
-                <w:iCs w:val="false"/>
-                <w:sz w:val="20"/>
-                <w:szCs w:val="20"/>
-                <w:lang w:val="es-ES" w:eastAsia="en-US"/>
-              </w:rPr>
-            </w:pPr>
-            <w:r>
-              <w:rPr>
-                <w:rFonts w:eastAsia="Carlito" w:cs="Calibri" w:cstheme="minorHAnsi" w:ascii="Calibri" w:hAnsi="Calibri"/>
-                <w:b/>
-                <w:bCs/>
-                <w:i w:val="false"/>
-                <w:iCs w:val="false"/>
-                <w:sz w:val="20"/>
-                <w:szCs w:val="20"/>
-                <w:lang w:val="es-ES" w:eastAsia="en-US"/>
-              </w:rPr>
-            </w:r>
-          </w:p>
-          <w:p>
-            <w:pPr>
-              <w:pStyle w:val="Caption"/>
-              <w:widowControl/>
-              <w:suppressAutoHyphens w:val="true"/>
-              <w:jc w:val="left"/>
-              <w:cnfStyle w:val="000000100000" w:firstRow="0" w:lastRow="0" w:firstColumn="0" w:lastColumn="0" w:oddVBand="0" w:evenVBand="0" w:oddHBand="1" w:evenHBand="0" w:firstRowFirstColumn="0" w:firstRowLastColumn="0" w:lastRowFirstColumn="0" w:lastRowLastColumn="0"/>
-              <w:rPr>
-                <w:rFonts w:ascii="Calibri" w:hAnsi="Calibri" w:eastAsia="Carlito" w:cs="Calibri" w:asciiTheme="minorHAnsi" w:cstheme="minorHAnsi" w:hAnsiTheme="minorHAnsi"/>
-                <w:b/>
-                <w:bCs/>
-                <w:i w:val="false"/>
-                <w:i w:val="false"/>
-                <w:iCs w:val="false"/>
-                <w:sz w:val="20"/>
-                <w:szCs w:val="20"/>
-                <w:lang w:val="es-ES" w:eastAsia="en-US"/>
-              </w:rPr>
-            </w:pPr>
-            <w:r>
-              <w:rPr>
-                <w:rFonts w:eastAsia="Carlito" w:cs="Calibri" w:cstheme="minorHAnsi" w:ascii="Calibri" w:hAnsi="Calibri"/>
-                <w:b/>
-                <w:bCs/>
-                <w:i w:val="false"/>
-                <w:iCs w:val="false"/>
-                <w:sz w:val="20"/>
-                <w:szCs w:val="20"/>
-                <w:lang w:val="es-ES" w:eastAsia="en-US"/>
-              </w:rPr>
             </w:r>
           </w:p>
           <w:p>
@@ -11370,7 +10666,7 @@
               <w:widowControl/>
               <w:suppressAutoHyphens w:val="true"/>
               <w:spacing w:before="80" w:after="100"/>
-              <w:jc w:val="left"/>
+              <w:jc w:val="center"/>
               <w:cnfStyle w:val="000000100000" w:firstRow="0" w:lastRow="0" w:firstColumn="0" w:lastColumn="0" w:oddVBand="0" w:evenVBand="0" w:oddHBand="1" w:evenHBand="0" w:firstRowFirstColumn="0" w:firstRowLastColumn="0" w:lastRowFirstColumn="0" w:lastRowLastColumn="0"/>
               <w:rPr>
                 <w:color w:val="B2B2B2"/>
@@ -11507,6 +10803,7 @@
       </w:tr>
       <w:tr>
         <w:trPr>
+          <w:cantSplit/>
           <w:trHeight w:val="380" w:hRule="atLeast"/>
         </w:trPr>
         <w:tc>
@@ -11554,6 +10851,7 @@
       </w:tr>
       <w:tr>
         <w:trPr>
+          <w:cantSplit/>
           <w:trHeight w:val="100" w:hRule="atLeast"/>
         </w:trPr>
         <w:tc>
@@ -11637,6 +10935,7 @@
       </w:tr>
       <w:tr>
         <w:trPr>
+          <w:cantSplit/>
           <w:trHeight w:val="100" w:hRule="atLeast"/>
           <w:cnfStyle w:val="000000100000" w:firstRow="0" w:lastRow="0" w:firstColumn="0" w:lastColumn="0" w:oddVBand="0" w:evenVBand="0" w:oddHBand="1" w:evenHBand="0" w:firstRowFirstColumn="0" w:firstRowLastColumn="0" w:lastRowFirstColumn="0" w:lastRowLastColumn="0"/>
         </w:trPr>
@@ -11688,7 +10987,7 @@
                 <w:szCs w:val="22"/>
                 <w:lang w:eastAsia="en-US" w:bidi="ar-SA"/>
               </w:rPr>
-              <w:t>El usuario elige la magnitud "Temperatura" y las escalas (Celsius, Fahrenheit, Kelvin, Rankine o Reaumur).</w:t>
+              <w:t>El usuario elige la magnitud "Temperatura" y las escalas (Celsius, Fahrenheit, Kelvin, Newton o Reaumur).</w:t>
             </w:r>
           </w:p>
         </w:tc>
@@ -11735,6 +11034,7 @@
       </w:tr>
       <w:tr>
         <w:trPr>
+          <w:cantSplit/>
           <w:trHeight w:val="100" w:hRule="atLeast"/>
         </w:trPr>
         <w:tc>
@@ -11783,7 +11083,7 @@
                 <w:szCs w:val="22"/>
                 <w:lang w:eastAsia="en-US" w:bidi="ar-SA"/>
               </w:rPr>
-              <w:t>HTTP a la API REST.</w:t>
+              <w:t>{{VAR_CANAL_PETICION}}</w:t>
             </w:r>
           </w:p>
         </w:tc>
@@ -11840,6 +11140,7 @@
       </w:tr>
       <w:tr>
         <w:trPr>
+          <w:cantSplit/>
           <w:trHeight w:val="100" w:hRule="atLeast"/>
         </w:trPr>
         <w:tc>
@@ -11886,6 +11187,7 @@
       </w:tr>
       <w:tr>
         <w:trPr>
+          <w:cantSplit/>
           <w:trHeight w:val="100" w:hRule="atLeast"/>
           <w:cnfStyle w:val="000000100000" w:firstRow="0" w:lastRow="0" w:firstColumn="0" w:lastColumn="0" w:oddVBand="0" w:evenVBand="0" w:oddHBand="1" w:evenHBand="0" w:firstRowFirstColumn="0" w:firstRowLastColumn="0" w:lastRowFirstColumn="0" w:lastRowLastColumn="0"/>
         </w:trPr>
@@ -11919,7 +11221,7 @@
                 <w:b w:val="false"/>
                 <w:bCs w:val="false"/>
               </w:rPr>
-              <w:t xml:space="preserve">Si el usuario ingresa datos no numéricos, </w:t>
+              <w:t xml:space="preserve">Si el usuario ingresa datos no numéricos o mayores a 16 caracteres, </w:t>
             </w:r>
             <w:r>
               <w:rPr/>
@@ -11945,7 +11247,7 @@
                 <w:b w:val="false"/>
                 <w:bCs w:val="false"/>
               </w:rPr>
-              <w:t>En el caso de que el servidor Payara no esté operativo, el sistema deberá notificar que el servicio no está disponible</w:t>
+              <w:t>En el caso de que el {{VAR_SERVIDOR_NOMBRE}} no esté operativo, el sistema deberá notificar que el servicio no está disponible</w:t>
             </w:r>
           </w:p>
           <w:p>
@@ -11971,6 +11273,7 @@
       </w:tr>
       <w:tr>
         <w:trPr>
+          <w:cantSplit/>
           <w:trHeight w:val="260" w:hRule="atLeast"/>
         </w:trPr>
         <w:tc>
@@ -12042,13 +11345,14 @@
                 <w:szCs w:val="22"/>
                 <w:lang w:eastAsia="en-US" w:bidi="ar-SA"/>
               </w:rPr>
-              <w:t>El sistema ha actualizado la base de usuarios centralizada, permitiendo o denegando accesos según los cambios realizados.</w:t>
+              <w:t>Visualización del resultado de la conversión térmica en la interfaz del cliente (Móvil, Web, Escritorio o Consola).</w:t>
             </w:r>
           </w:p>
         </w:tc>
       </w:tr>
       <w:tr>
         <w:trPr>
+          <w:cantSplit/>
           <w:trHeight w:val="260" w:hRule="atLeast"/>
           <w:cnfStyle w:val="000000100000" w:firstRow="0" w:lastRow="0" w:firstColumn="0" w:lastColumn="0" w:oddVBand="0" w:evenVBand="0" w:oddHBand="1" w:evenHBand="0" w:firstRowFirstColumn="0" w:firstRowLastColumn="0" w:lastRowFirstColumn="0" w:lastRowLastColumn="0"/>
         </w:trPr>
@@ -12103,6 +11407,7 @@
       </w:tr>
       <w:tr>
         <w:trPr>
+          <w:cantSplit/>
           <w:trHeight w:val="260" w:hRule="atLeast"/>
         </w:trPr>
         <w:tc>
